--- a/engine/egch_study/EGCH_Valuation_Study_05-09-2026.docx
+++ b/engine/egch_study/EGCH_Valuation_Study_05-09-2026.docx
@@ -102,6 +102,20 @@
           <w:sz w:val="30"/>
         </w:rPr>
         <w:t>Read first</w:t>
+      </w:r>
+    </w:p>
+    <w:p>
+      <w:pPr>
+        <w:spacing w:after="120" w:before="0"/>
+      </w:pPr>
+      <w:r>
+        <w:rPr>
+          <w:b w:val="0"/>
+          <w:i w:val="0"/>
+          <w:color w:val="6E7B77"/>
+          <w:sz w:val="16"/>
+        </w:rPr>
+        <w:t>PRICE DATE 3 September 2026 — the latest known close, the price this valuation is measured against.   ISSUE DATE 5 September 2026 — the day this edition was issued. A recalibration issues a new document carrying its own issue date; the two dates are stated separately because they are not the same fact.</w:t>
       </w:r>
     </w:p>
     <w:tbl>
@@ -1114,6 +1128,192 @@
                 <w:sz w:val="15"/>
               </w:rPr>
               <w:t>ALTERNATIVE READINGS — each a full re-run of the model with ONE component moved, and none of them inside the field above</w:t>
+            </w:r>
+          </w:p>
+        </w:tc>
+      </w:tr>
+      <w:tr>
+        <w:trPr>
+          <w:cantSplit/>
+        </w:trPr>
+        <w:tc>
+          <w:tcPr>
+            <w:tcW w:type="dxa" w:w="2232"/>
+          </w:tcPr>
+          <w:p>
+            <w:pPr>
+              <w:spacing w:after="20"/>
+            </w:pPr>
+            <w:r>
+              <w:rPr>
+                <w:color w:val="1C3A36"/>
+                <w:sz w:val="15"/>
+              </w:rPr>
+              <w:t>A 10% ad-valorem export duty charged on every export tonne, for ever</w:t>
+            </w:r>
+          </w:p>
+        </w:tc>
+        <w:tc>
+          <w:tcPr>
+            <w:tcW w:type="dxa" w:w="3960"/>
+          </w:tcPr>
+          <w:p>
+            <w:pPr>
+              <w:spacing w:after="20"/>
+            </w:pPr>
+            <w:r>
+              <w:rPr>
+                <w:color w:val="1C3A36"/>
+                <w:sz w:val="15"/>
+              </w:rPr>
+              <w:t>No duty at all (6.7226) or half the rate (5.3811)</w:t>
+            </w:r>
+          </w:p>
+        </w:tc>
+        <w:tc>
+          <w:tcPr>
+            <w:tcW w:type="dxa" w:w="1512"/>
+          </w:tcPr>
+          <w:p>
+            <w:pPr>
+              <w:spacing w:after="20"/>
+              <w:jc w:val="right"/>
+            </w:pPr>
+            <w:r>
+              <w:rPr>
+                <w:color w:val="1C3A36"/>
+                <w:sz w:val="15"/>
+              </w:rPr>
+              <w:t>—</w:t>
+            </w:r>
+          </w:p>
+        </w:tc>
+        <w:tc>
+          <w:tcPr>
+            <w:tcW w:type="dxa" w:w="1008"/>
+          </w:tcPr>
+          <w:p>
+            <w:pPr>
+              <w:spacing w:after="20"/>
+              <w:jc w:val="right"/>
+            </w:pPr>
+            <w:r>
+              <w:rPr>
+                <w:color w:val="1C3A36"/>
+                <w:sz w:val="15"/>
+              </w:rPr>
+              <w:t>6.72</w:t>
+            </w:r>
+          </w:p>
+        </w:tc>
+        <w:tc>
+          <w:tcPr>
+            <w:tcW w:type="dxa" w:w="936"/>
+          </w:tcPr>
+          <w:p>
+            <w:pPr>
+              <w:spacing w:after="20"/>
+              <w:jc w:val="right"/>
+            </w:pPr>
+            <w:r>
+              <w:rPr>
+                <w:color w:val="1C3A36"/>
+                <w:sz w:val="15"/>
+              </w:rPr>
+              <w:t>-53%</w:t>
+            </w:r>
+          </w:p>
+        </w:tc>
+      </w:tr>
+      <w:tr>
+        <w:trPr>
+          <w:cantSplit/>
+        </w:trPr>
+        <w:tc>
+          <w:tcPr>
+            <w:tcW w:type="dxa" w:w="2232"/>
+          </w:tcPr>
+          <w:p>
+            <w:pPr>
+              <w:spacing w:after="20"/>
+            </w:pPr>
+            <w:r>
+              <w:rPr>
+                <w:color w:val="1C3A36"/>
+                <w:sz w:val="15"/>
+              </w:rPr>
+              <w:t>The new complex's granulated ammonium nitrate priced at a typed US$280/t, the weakest-sourced input in a 304-input register</w:t>
+            </w:r>
+          </w:p>
+        </w:tc>
+        <w:tc>
+          <w:tcPr>
+            <w:tcW w:type="dxa" w:w="3960"/>
+          </w:tcPr>
+          <w:p>
+            <w:pPr>
+              <w:spacing w:after="20"/>
+            </w:pPr>
+            <w:r>
+              <w:rPr>
+                <w:color w:val="1C3A36"/>
+                <w:sz w:val="15"/>
+              </w:rPr>
+              <w:t>Priced at the SAME PRODUCT'S OWN DISCLOSED REALISED PRICE — EGP 20,000/t from note 20, which is US$408.16/t at this model's FY2024/25 rate of 49.00 (4.5269)</w:t>
+            </w:r>
+          </w:p>
+        </w:tc>
+        <w:tc>
+          <w:tcPr>
+            <w:tcW w:type="dxa" w:w="1512"/>
+          </w:tcPr>
+          <w:p>
+            <w:pPr>
+              <w:spacing w:after="20"/>
+              <w:jc w:val="right"/>
+            </w:pPr>
+            <w:r>
+              <w:rPr>
+                <w:color w:val="1C3A36"/>
+                <w:sz w:val="15"/>
+              </w:rPr>
+              <w:t>—</w:t>
+            </w:r>
+          </w:p>
+        </w:tc>
+        <w:tc>
+          <w:tcPr>
+            <w:tcW w:type="dxa" w:w="1008"/>
+          </w:tcPr>
+          <w:p>
+            <w:pPr>
+              <w:spacing w:after="20"/>
+              <w:jc w:val="right"/>
+            </w:pPr>
+            <w:r>
+              <w:rPr>
+                <w:color w:val="1C3A36"/>
+                <w:sz w:val="15"/>
+              </w:rPr>
+              <w:t>4.53</w:t>
+            </w:r>
+          </w:p>
+        </w:tc>
+        <w:tc>
+          <w:tcPr>
+            <w:tcW w:type="dxa" w:w="936"/>
+          </w:tcPr>
+          <w:p>
+            <w:pPr>
+              <w:spacing w:after="20"/>
+              <w:jc w:val="right"/>
+            </w:pPr>
+            <w:r>
+              <w:rPr>
+                <w:color w:val="1C3A36"/>
+                <w:sz w:val="15"/>
+              </w:rPr>
+              <w:t>-69%</w:t>
             </w:r>
           </w:p>
         </w:tc>
@@ -15464,7 +15664,7 @@
           <w:color w:val="1C3A36"/>
           <w:sz w:val="21"/>
         </w:rPr>
-        <w:t>Eleven choices in the construction above are legitimately arguable, and every one of them has been priced rather than defended in prose. Each row below is a complete re-run of the model with that single component moved and everything else held, so the figure in the third column is what this study would have published had it made the other choice.</w:t>
+        <w:t>Thirteen choices in the construction above are legitimately arguable, and every one of them has been priced rather than defended in prose. Each row below is a complete re-run of the model with that single component moved and everything else held, so the figure in the third column is what this study would have published had it made the other choice.</w:t>
       </w:r>
     </w:p>
     <w:tbl>
@@ -15614,6 +15814,190 @@
                 <w:color w:val="1C3A36"/>
                 <w:sz w:val="15"/>
               </w:rPr>
+              <w:t>A 10% ad-valorem export duty charged on every export tonne, for ever</w:t>
+            </w:r>
+          </w:p>
+        </w:tc>
+        <w:tc>
+          <w:tcPr>
+            <w:tcW w:type="dxa" w:w="2563"/>
+          </w:tcPr>
+          <w:p>
+            <w:pPr>
+              <w:spacing w:after="20"/>
+            </w:pPr>
+            <w:r>
+              <w:rPr>
+                <w:color w:val="1C3A36"/>
+                <w:sz w:val="15"/>
+              </w:rPr>
+              <w:t>No duty at all (6.7226) or half the rate (5.3811)</w:t>
+            </w:r>
+          </w:p>
+        </w:tc>
+        <w:tc>
+          <w:tcPr>
+            <w:tcW w:type="dxa" w:w="950"/>
+          </w:tcPr>
+          <w:p>
+            <w:pPr>
+              <w:spacing w:after="20"/>
+              <w:jc w:val="right"/>
+            </w:pPr>
+            <w:r>
+              <w:rPr>
+                <w:color w:val="1C3A36"/>
+                <w:sz w:val="15"/>
+              </w:rPr>
+              <w:t>6.72</w:t>
+            </w:r>
+          </w:p>
+        </w:tc>
+        <w:tc>
+          <w:tcPr>
+            <w:tcW w:type="dxa" w:w="950"/>
+          </w:tcPr>
+          <w:p>
+            <w:pPr>
+              <w:spacing w:after="20"/>
+              <w:jc w:val="right"/>
+            </w:pPr>
+            <w:r>
+              <w:rPr>
+                <w:color w:val="1C3A36"/>
+                <w:sz w:val="15"/>
+              </w:rPr>
+              <w:t>+2.68</w:t>
+            </w:r>
+          </w:p>
+        </w:tc>
+        <w:tc>
+          <w:tcPr>
+            <w:tcW w:type="dxa" w:w="3139"/>
+          </w:tcPr>
+          <w:p>
+            <w:pPr>
+              <w:spacing w:after="20"/>
+            </w:pPr>
+            <w:r>
+              <w:rPr>
+                <w:color w:val="1C3A36"/>
+                <w:sz w:val="15"/>
+              </w:rPr>
+              <w:t>THIS IS THE LARGEST SINGLE LINE IN THE STUDY AND THE INSTRUMENT BEHIND IT HAS NOW BEEN FOUND. It is DECREE No. 258 of 2026 of the Minister of Investment and Foreign Trade, published in the Official Gazette on 25 June 2026: 10% ad valorem on the FOB invoice value of nitrogen fertiliser exports, replacing a temporary US$90/t duty imposed in May 2026 for three months, and carrying no stated expiry of its own. The rate this study charges is the rate the decree sets, on the base it sets, applied in perpetuity because the instrument names no end -- which is a reading of the decree rather than the assumption it was until today. PURE AMMONIUM NITRATE ABOVE 34.2% NITROGEN AND FREE-ZONE SHIPMENTS ARE EXEMPT, and that was checked against the model rather than noted: the duty is applied to the UREA export leg alone, and urea is not exempt. THE DIRECTION IS AGAINST THIS STUDY -- removing the duty RAISES the value and narrows the gap -- and the search was made for that reason rather than despite it. It came back saying the duty is real, so the alternative below is priced and NOT adopted; a reader is entitled to see what the largest line in the study is worth even when it survives. The input was briefly re-tiered L3 to L4 earlier today on the ground that no instrument had been located; nobody had looked, and that sentence was the same defect it was written to record. It is L3 again, cited by number and date. What would improve it further: the Gazette text itself rather than two independent reports of it, and the FY2025/26 auditor's report disclosing a duty actually charged, the way the FY2024/25 report disclosed the EGP 437.5m shortfall levy on 175kt.</w:t>
+            </w:r>
+          </w:p>
+        </w:tc>
+      </w:tr>
+      <w:tr>
+        <w:trPr>
+          <w:cantSplit/>
+        </w:trPr>
+        <w:tc>
+          <w:tcPr>
+            <w:tcW w:type="dxa" w:w="2477"/>
+          </w:tcPr>
+          <w:p>
+            <w:pPr>
+              <w:spacing w:after="20"/>
+            </w:pPr>
+            <w:r>
+              <w:rPr>
+                <w:color w:val="1C3A36"/>
+                <w:sz w:val="15"/>
+              </w:rPr>
+              <w:t>The new complex's granulated ammonium nitrate priced at a typed US$280/t, the weakest-sourced input in a 304-input register</w:t>
+            </w:r>
+          </w:p>
+        </w:tc>
+        <w:tc>
+          <w:tcPr>
+            <w:tcW w:type="dxa" w:w="2563"/>
+          </w:tcPr>
+          <w:p>
+            <w:pPr>
+              <w:spacing w:after="20"/>
+            </w:pPr>
+            <w:r>
+              <w:rPr>
+                <w:color w:val="1C3A36"/>
+                <w:sz w:val="15"/>
+              </w:rPr>
+              <w:t>Priced at the SAME PRODUCT'S OWN DISCLOSED REALISED PRICE — EGP 20,000/t from note 20, which is US$408.16/t at this model's FY2024/25 rate of 49.00 (4.5269)</w:t>
+            </w:r>
+          </w:p>
+        </w:tc>
+        <w:tc>
+          <w:tcPr>
+            <w:tcW w:type="dxa" w:w="950"/>
+          </w:tcPr>
+          <w:p>
+            <w:pPr>
+              <w:spacing w:after="20"/>
+              <w:jc w:val="right"/>
+            </w:pPr>
+            <w:r>
+              <w:rPr>
+                <w:color w:val="1C3A36"/>
+                <w:sz w:val="15"/>
+              </w:rPr>
+              <w:t>4.53</w:t>
+            </w:r>
+          </w:p>
+        </w:tc>
+        <w:tc>
+          <w:tcPr>
+            <w:tcW w:type="dxa" w:w="950"/>
+          </w:tcPr>
+          <w:p>
+            <w:pPr>
+              <w:spacing w:after="20"/>
+              <w:jc w:val="right"/>
+            </w:pPr>
+            <w:r>
+              <w:rPr>
+                <w:color w:val="1C3A36"/>
+                <w:sz w:val="15"/>
+              </w:rPr>
+              <w:t>+0.49</w:t>
+            </w:r>
+          </w:p>
+        </w:tc>
+        <w:tc>
+          <w:tcPr>
+            <w:tcW w:type="dxa" w:w="3139"/>
+          </w:tcPr>
+          <w:p>
+            <w:pPr>
+              <w:spacing w:after="20"/>
+            </w:pPr>
+            <w:r>
+              <w:rPr>
+                <w:color w:val="1C3A36"/>
+                <w:sz w:val="15"/>
+              </w:rPr>
+              <w:t>THE STUDY PRICES ONE PRODUCT TWICE, 31% APART, AND THE TERMINAL TAKES THE LOWER. The existing granulated nitrate is carried at the disclosed EGP 20,000/t; the new complex's identical output is carried at a typed US$280/t whose source string is four words long and names no assessor, series, date or basis. The study set out at length why the terminal tonne's COST had to come off the auditor's own product cost table for this exact product -- granulated ammonium nitrate at EGP 4,076.31/t -- rather than from a ratio, and then took the price from a guess. The same principle, applied to one side of the margin only, and the side it was not applied to is the one 31% below the company's own realised figure. IT IS PRICED AND NOT ADOPTED. Two things are unresolved from what this desk holds: the disclosed figure is a LOCAL realised price while the new complex's output is modelled as export, and a mid-cycle price is by construction below a realised one. A search for an assessed mid-cycle ammonium nitrate series returned vendor subscription databases only, which is not a source this house uses, and what qualitative reporting there is points UP for 2026 on gas and Hormuz supply risk rather than down. Replacing an unsourced number with another unsourced number that happens to raise the value is not a correction, so the conservative figure stands and the reader is shown what it costs. What would settle it: an assessed FOB Egypt or Black Sea series with its assessor and date, or a note 20 splitting nitrate revenue into local and export.</w:t>
+            </w:r>
+          </w:p>
+        </w:tc>
+      </w:tr>
+      <w:tr>
+        <w:trPr>
+          <w:cantSplit/>
+        </w:trPr>
+        <w:tc>
+          <w:tcPr>
+            <w:tcW w:type="dxa" w:w="2477"/>
+          </w:tcPr>
+          <w:p>
+            <w:pPr>
+              <w:spacing w:after="20"/>
+            </w:pPr>
+            <w:r>
+              <w:rPr>
+                <w:color w:val="1C3A36"/>
+                <w:sz w:val="15"/>
+              </w:rPr>
               <w:t>Country risk priced off the sovereign's traded default swap</w:t>
             </w:r>
           </w:p>
@@ -16626,7 +17010,7 @@
           <w:color w:val="6E7B77"/>
           <w:sz w:val="17"/>
         </w:rPr>
-        <w:t>Table 18.  The two that move the answer most are gas (-2.71) and glide (-2.60); none of the 11, and no combination of them, closes the gap to the traded price.</w:t>
+        <w:t>Table 18.  The two that move the answer most are gas (-2.71) and export duty 2026 (+2.68); none of the 13, and no combination of them, closes the gap to the traded price.</w:t>
       </w:r>
     </w:p>
     <w:p>
@@ -21800,7 +22184,7 @@
           <w:color w:val="1C3A36"/>
           <w:sz w:val="21"/>
         </w:rPr>
-        <w:t>The terminal charge for keeping the plant intact is the largest single judgement left in the model, and it is now a measurement rather than an assumption. Earlier editions charged the terminal by reinvesting a share of profit set by growth over an assumed return on capital — a construction that, read as a capital programme, rebuilds the entire asset base every 14.3 years, which is a fact about the pound rather than about a urea plant. It now charges what replacing the plant costs at today's prices: the book depreciation charge escalated over the average age of the base. THAT AGE IS READ OFF THE ACCOUNTS rather than assumed — accumulated depreciation over the year's own charge is the charge-weighted average age under straight-line depreciation, and it comes to 4.45 years against the 22.07-year replacement cycle the same note implies. This base is a quarter worn rather than half: only EGP 220 million of it, 1.3% of the depreciable cost, is fully depreciated and still in production. Where a company discloses too little to measure the age, half the life has to be assumed instead, and on this base that assumption is worth EGP 2.22 a share — the third largest of the ten priced alternatives, behind only the gas price and the discount-rate glide, and the reason the measurement was worth making.</w:t>
+        <w:t>The terminal charge for keeping the plant intact is the largest single judgement left in the model, and it is now a measurement rather than an assumption. Earlier editions charged the terminal by reinvesting a share of profit set by growth over an assumed return on capital — a construction that, read as a capital programme, rebuilds the entire asset base every 14.3 years, which is a fact about the pound rather than about a urea plant. It now charges what replacing the plant costs at today's prices: the book depreciation charge escalated over the average age of the base. THAT AGE IS READ OFF THE ACCOUNTS rather than assumed — accumulated depreciation over the year's own charge is the charge-weighted average age under straight-line depreciation, and it comes to 4.45 years against the 22.07-year replacement cycle the same note implies. This base is a quarter worn rather than half: only EGP 220 million of it, 1.3% of the depreciable cost, is fully depreciated and still in production. Where a company discloses too little to measure the age, half the life has to be assumed instead, and on this base that assumption is worth EGP 2.22 a share — the fourth largest of the ten priced alternatives, behind only the gas price and the discount-rate glide, and the reason the measurement was worth making.</w:t>
       </w:r>
     </w:p>
     <w:p>
@@ -29413,7 +29797,7 @@
                 <w:color w:val="1C3A36"/>
                 <w:sz w:val="17"/>
               </w:rPr>
-              <w:t>12</w:t>
+              <w:t>13</w:t>
             </w:r>
           </w:p>
         </w:tc>
@@ -29470,7 +29854,7 @@
                 <w:color w:val="1C3A36"/>
                 <w:sz w:val="17"/>
               </w:rPr>
-              <w:t>21</w:t>
+              <w:t>23</w:t>
             </w:r>
           </w:p>
         </w:tc>
@@ -29590,7 +29974,7 @@
                 <w:color w:val="1C3A36"/>
                 <w:sz w:val="17"/>
               </w:rPr>
-              <w:t>302</w:t>
+              <w:t>305</w:t>
             </w:r>
           </w:p>
         </w:tc>
@@ -35192,7 +35576,7 @@
           <w:color w:val="1C3A36"/>
           <w:sz w:val="21"/>
         </w:rPr>
-        <w:t>Every input behind this study — 302 of them — carries a value, a source, a date and a research layer, and all of them are printed in the separate bibliography document. Where a number is constructed rather than reported, the construction is stated. Where a needed number could not be obtained, that is stated too.</w:t>
+        <w:t>Every input behind this study — 305 of them — carries a value, a source, a date and a research layer, and all of them are printed in the separate bibliography document. Where a number is constructed rather than reported, the construction is stated. Where a needed number could not be obtained, that is stated too.</w:t>
       </w:r>
     </w:p>
     <w:p>
